--- a/powerapps/변경요청서_PowerApps_20261029.docx
+++ b/powerapps/변경요청서_PowerApps_20261029.docx
@@ -51,7 +51,7 @@
         </w:numPr>
       </w:pPr>
       <w:r>
-        <w:t xml:space="preserve">건수: 총 33건(공통 8 · 화면별 16 · 기능 추가 9) + 확인 1건</w:t>
+        <w:t xml:space="preserve">건수: 총 34건(공통 9 · 화면별 16 · 기능 추가 9) + 확인 1건</w:t>
       </w:r>
     </w:p>
     <w:p>
@@ -63,7 +63,7 @@
         </w:numPr>
       </w:pPr>
       <w:r>
-        <w:t xml:space="preserve">운영 전 필수(상) 18건, 나머지(중 · 하)는 운영 후 보완 가능</w:t>
+        <w:t xml:space="preserve">운영 전 필수(상) 19건, 나머지(중 · 하)는 운영 후 보완 가능</w:t>
       </w:r>
     </w:p>
     <w:p>
@@ -122,7 +122,7 @@
         <w:t xml:space="preserve">App.Formulas.txt</w:t>
       </w:r>
       <w:r>
-        <w:t xml:space="preserve"> 의 디자인 토큰만 바꾸면 전 화면에 일괄 적용됨. 위치는 3-1 그림 참고.</w:t>
+        <w:t xml:space="preserve"> 의 디자인 토큰만 바꾸면 전 화면에 일괄 적용됨. 위치는 3-1 그림, 메뉴 구분(C-9)은 표 아래 그림 참고.</w:t>
       </w:r>
     </w:p>
     <w:tbl>
@@ -232,7 +232,7 @@
           <w:p>
             <w:pPr/>
             <w:r>
-              <w:t xml:space="preserve">메뉴: 탭 7개(방문 신청 · 내 신청 · 방명록 · 관리자 · 달력 · 통계 · 방명록 관리)</w:t>
+              <w:t xml:space="preserve">메뉴: 둥근 버튼 → 탭 형태(선택 탭 = 본문 바탕색). 임직원 메뉴는 방문 신청 · 내 신청 · 방명록 3개</w:t>
             </w:r>
           </w:p>
         </w:tc>
@@ -458,35 +458,54 @@
           </w:p>
         </w:tc>
       </w:tr>
+      <w:tr>
+        <w:tc>
+          <w:tcPr>
+            <w:tcW w:w="1059" w:type="dxa"/>
+          </w:tcPr>
+          <w:p>
+            <w:pPr/>
+            <w:r>
+              <w:t xml:space="preserve">C-9</w:t>
+            </w:r>
+          </w:p>
+        </w:tc>
+        <w:tc>
+          <w:tcPr>
+            <w:tcW w:w="7240" w:type="dxa"/>
+          </w:tcPr>
+          <w:p>
+            <w:pPr/>
+            <w:r>
+              <w:t xml:space="preserve">관리자 메뉴 구분: 관리자 메뉴(예약 관리 · 달력 · 통계 · 방명록 관리)를 오른쪽에 따로 묶고 빨간 '관리자' 표시 + 옅은 바탕으로 구분. 관리자에게만 보임. 기존 '관리자' 탭 이름은 '예약 관리'로 변경</w:t>
+            </w:r>
+          </w:p>
+        </w:tc>
+        <w:tc>
+          <w:tcPr>
+            <w:tcW w:w="1059" w:type="dxa"/>
+          </w:tcPr>
+          <w:p>
+            <w:pPr/>
+            <w:r>
+              <w:t xml:space="preserve">상</w:t>
+            </w:r>
+          </w:p>
+        </w:tc>
+      </w:tr>
     </w:tbl>
-    <w:p>
-      <w:pPr>
-        <w:pStyle w:val="Heading2"/>
-      </w:pPr>
-      <w:r>
-        <w:t xml:space="preserve">3. 화면별 수정</w:t>
-      </w:r>
-    </w:p>
-    <w:p>
-      <w:pPr>
-        <w:pStyle w:val="Heading3"/>
-      </w:pPr>
-      <w:r>
-        <w:t xml:space="preserve">3-1. 방문 신청</w:t>
-      </w:r>
-    </w:p>
     <w:p>
       <w:pPr/>
       <w:r>
         <w:drawing>
           <wp:inline distT="0" distB="0" distL="0" distR="0">
-            <wp:extent cx="5486400" cy="3084593"/>
-            <wp:docPr id="1" name="image1" descr="방문 신청 1단계 변경 후"/>
+            <wp:extent cx="5486400" cy="947869"/>
+            <wp:docPr id="1" name="image1" descr="머리말: 임직원 화면과 관리자 화면 (C-9)"/>
             <a:graphic xmlns:a="http://schemas.openxmlformats.org/drawingml/2006/main">
               <a:graphicData uri="http://schemas.openxmlformats.org/drawingml/2006/picture">
                 <pic:pic xmlns:pic="http://schemas.openxmlformats.org/drawingml/2006/picture">
                   <pic:nvPicPr>
-                    <pic:cNvPr id="1" name="image1" descr="방문 신청 1단계 변경 후"/>
+                    <pic:cNvPr id="1" name="image1" descr="머리말: 임직원 화면과 관리자 화면 (C-9)"/>
                     <pic:cNvPicPr/>
                   </pic:nvPicPr>
                   <pic:blipFill>
@@ -498,7 +517,7 @@
                   <pic:spPr>
                     <a:xfrm>
                       <a:off x="0" y="0"/>
-                      <a:ext cx="5486400" cy="3084593"/>
+                      <a:ext cx="5486400" cy="947869"/>
                     </a:xfrm>
                     <a:prstGeom prst="rect">
                       <a:avLst/>
@@ -511,212 +530,34 @@
         </w:drawing>
       </w:r>
     </w:p>
-    <w:tbl>
-      <w:tblPr>
-        <w:tblStyle w:val="TableGrid"/>
-        <w:tblW w:w="0" w:type="auto"/>
-        <w:tblLayout w:type="fixed"/>
-        <w:tblLook w:val="04A0" w:firstRow="1" w:lastRow="0" w:firstColumn="0" w:lastColumn="0" w:noHBand="0" w:noVBand="1"/>
-      </w:tblPr>
-      <w:tblGrid>
-        <w:gridCol w:w="1059"/>
-        <w:gridCol w:w="7240"/>
-        <w:gridCol w:w="1059"/>
-      </w:tblGrid>
-      <w:tr>
-        <w:trPr>
-          <w:tblHeader/>
-        </w:trPr>
-        <w:tc>
-          <w:tcPr>
-            <w:tcW w:w="1059" w:type="dxa"/>
-            <w:shd w:val="clear" w:color="auto" w:fill="F2F2F2"/>
-          </w:tcPr>
-          <w:p>
-            <w:pPr/>
-            <w:r>
-              <w:t xml:space="preserve">No</w:t>
-            </w:r>
-          </w:p>
-        </w:tc>
-        <w:tc>
-          <w:tcPr>
-            <w:tcW w:w="7240" w:type="dxa"/>
-            <w:shd w:val="clear" w:color="auto" w:fill="F2F2F2"/>
-          </w:tcPr>
-          <w:p>
-            <w:pPr/>
-            <w:r>
-              <w:t xml:space="preserve">변경 내용</w:t>
-            </w:r>
-          </w:p>
-        </w:tc>
-        <w:tc>
-          <w:tcPr>
-            <w:tcW w:w="1059" w:type="dxa"/>
-            <w:shd w:val="clear" w:color="auto" w:fill="F2F2F2"/>
-          </w:tcPr>
-          <w:p>
-            <w:pPr/>
-            <w:r>
-              <w:t xml:space="preserve">우선</w:t>
-            </w:r>
-          </w:p>
-        </w:tc>
-      </w:tr>
-      <w:tr>
-        <w:tc>
-          <w:tcPr>
-            <w:tcW w:w="1059" w:type="dxa"/>
-          </w:tcPr>
-          <w:p>
-            <w:pPr/>
-            <w:r>
-              <w:t xml:space="preserve">B-1</w:t>
-            </w:r>
-          </w:p>
-        </w:tc>
-        <w:tc>
-          <w:tcPr>
-            <w:tcW w:w="7240" w:type="dxa"/>
-          </w:tcPr>
-          <w:p>
-            <w:pPr/>
-            <w:r>
-              <w:t xml:space="preserve">달력 선택일: 검정 칸 → 빨간 칸</w:t>
-            </w:r>
-          </w:p>
-        </w:tc>
-        <w:tc>
-          <w:tcPr>
-            <w:tcW w:w="1059" w:type="dxa"/>
-          </w:tcPr>
-          <w:p>
-            <w:pPr/>
-            <w:r>
-              <w:t xml:space="preserve">상</w:t>
-            </w:r>
-          </w:p>
-        </w:tc>
-      </w:tr>
-      <w:tr>
-        <w:tc>
-          <w:tcPr>
-            <w:tcW w:w="1059" w:type="dxa"/>
-          </w:tcPr>
-          <w:p>
-            <w:pPr/>
-            <w:r>
-              <w:t xml:space="preserve">B-2</w:t>
-            </w:r>
-          </w:p>
-        </w:tc>
-        <w:tc>
-          <w:tcPr>
-            <w:tcW w:w="7240" w:type="dxa"/>
-          </w:tcPr>
-          <w:p>
-            <w:pPr/>
-            <w:r>
-              <w:t xml:space="preserve">투어 · 시간 선택 카드: 빨간 테두리 + 옅은 빨강 바탕, '선택됨' 배지는 초록</w:t>
-            </w:r>
-          </w:p>
-        </w:tc>
-        <w:tc>
-          <w:tcPr>
-            <w:tcW w:w="1059" w:type="dxa"/>
-          </w:tcPr>
-          <w:p>
-            <w:pPr/>
-            <w:r>
-              <w:t xml:space="preserve">상</w:t>
-            </w:r>
-          </w:p>
-        </w:tc>
-      </w:tr>
-      <w:tr>
-        <w:tc>
-          <w:tcPr>
-            <w:tcW w:w="1059" w:type="dxa"/>
-          </w:tcPr>
-          <w:p>
-            <w:pPr/>
-            <w:r>
-              <w:t xml:space="preserve">B-3</w:t>
-            </w:r>
-          </w:p>
-        </w:tc>
-        <w:tc>
-          <w:tcPr>
-            <w:tcW w:w="7240" w:type="dxa"/>
-          </w:tcPr>
-          <w:p>
-            <w:pPr/>
-            <w:r>
-              <w:t xml:space="preserve">예약 가능일: 테두리로 강조, 범례와 '이번 달 예약 가능 n일' 표시</w:t>
-            </w:r>
-          </w:p>
-        </w:tc>
-        <w:tc>
-          <w:tcPr>
-            <w:tcW w:w="1059" w:type="dxa"/>
-          </w:tcPr>
-          <w:p>
-            <w:pPr/>
-            <w:r>
-              <w:t xml:space="preserve">하</w:t>
-            </w:r>
-          </w:p>
-        </w:tc>
-      </w:tr>
-      <w:tr>
-        <w:tc>
-          <w:tcPr>
-            <w:tcW w:w="1059" w:type="dxa"/>
-          </w:tcPr>
-          <w:p>
-            <w:pPr/>
-            <w:r>
-              <w:t xml:space="preserve">B-4</w:t>
-            </w:r>
-          </w:p>
-        </w:tc>
-        <w:tc>
-          <w:tcPr>
-            <w:tcW w:w="7240" w:type="dxa"/>
-          </w:tcPr>
-          <w:p>
-            <w:pPr/>
-            <w:r>
-              <w:t xml:space="preserve">상단 경고 추가: 확정 전 여러 날짜 동시 신청 금지, 대기 2건 이상이면 반려 가능</w:t>
-            </w:r>
-          </w:p>
-        </w:tc>
-        <w:tc>
-          <w:tcPr>
-            <w:tcW w:w="1059" w:type="dxa"/>
-          </w:tcPr>
-          <w:p>
-            <w:pPr/>
-            <w:r>
-              <w:t xml:space="preserve">중</w:t>
-            </w:r>
-          </w:p>
-        </w:tc>
-      </w:tr>
-    </w:tbl>
+    <w:p>
+      <w:pPr>
+        <w:pStyle w:val="Heading2"/>
+      </w:pPr>
+      <w:r>
+        <w:t xml:space="preserve">3. 화면별 수정</w:t>
+      </w:r>
+    </w:p>
+    <w:p>
+      <w:pPr>
+        <w:pStyle w:val="Heading3"/>
+      </w:pPr>
+      <w:r>
+        <w:t xml:space="preserve">3-1. 방문 신청</w:t>
+      </w:r>
+    </w:p>
     <w:p>
       <w:pPr/>
       <w:r>
         <w:drawing>
           <wp:inline distT="0" distB="0" distL="0" distR="0">
             <wp:extent cx="5486400" cy="3084593"/>
-            <wp:docPr id="2" name="image2" descr="방문 신청 2단계 변경 후 (업종 F-01 · 고객 유형 F-02)"/>
+            <wp:docPr id="2" name="image2" descr="방문 신청 1단계 변경 후"/>
             <a:graphic xmlns:a="http://schemas.openxmlformats.org/drawingml/2006/main">
               <a:graphicData uri="http://schemas.openxmlformats.org/drawingml/2006/picture">
                 <pic:pic xmlns:pic="http://schemas.openxmlformats.org/drawingml/2006/picture">
                   <pic:nvPicPr>
-                    <pic:cNvPr id="2" name="image2" descr="방문 신청 2단계 변경 후 (업종 F-01 · 고객 유형 F-02)"/>
+                    <pic:cNvPr id="2" name="image2" descr="방문 신청 1단계 변경 후"/>
                     <pic:cNvPicPr/>
                   </pic:nvPicPr>
                   <pic:blipFill>
@@ -741,32 +582,212 @@
         </w:drawing>
       </w:r>
     </w:p>
-    <w:p>
-      <w:pPr/>
-      <w:r>
-        <w:t xml:space="preserve">2단계 업종 · 고객 유형은 4장 F-01 · F-02.</w:t>
-      </w:r>
-    </w:p>
-    <w:p>
-      <w:pPr>
-        <w:pStyle w:val="Heading3"/>
-      </w:pPr>
-      <w:r>
-        <w:t xml:space="preserve">3-2. 내 신청</w:t>
-      </w:r>
-    </w:p>
+    <w:tbl>
+      <w:tblPr>
+        <w:tblStyle w:val="TableGrid"/>
+        <w:tblW w:w="0" w:type="auto"/>
+        <w:tblLayout w:type="fixed"/>
+        <w:tblLook w:val="04A0" w:firstRow="1" w:lastRow="0" w:firstColumn="0" w:lastColumn="0" w:noHBand="0" w:noVBand="1"/>
+      </w:tblPr>
+      <w:tblGrid>
+        <w:gridCol w:w="1059"/>
+        <w:gridCol w:w="7240"/>
+        <w:gridCol w:w="1059"/>
+      </w:tblGrid>
+      <w:tr>
+        <w:trPr>
+          <w:tblHeader/>
+        </w:trPr>
+        <w:tc>
+          <w:tcPr>
+            <w:tcW w:w="1059" w:type="dxa"/>
+            <w:shd w:val="clear" w:color="auto" w:fill="F2F2F2"/>
+          </w:tcPr>
+          <w:p>
+            <w:pPr/>
+            <w:r>
+              <w:t xml:space="preserve">No</w:t>
+            </w:r>
+          </w:p>
+        </w:tc>
+        <w:tc>
+          <w:tcPr>
+            <w:tcW w:w="7240" w:type="dxa"/>
+            <w:shd w:val="clear" w:color="auto" w:fill="F2F2F2"/>
+          </w:tcPr>
+          <w:p>
+            <w:pPr/>
+            <w:r>
+              <w:t xml:space="preserve">변경 내용</w:t>
+            </w:r>
+          </w:p>
+        </w:tc>
+        <w:tc>
+          <w:tcPr>
+            <w:tcW w:w="1059" w:type="dxa"/>
+            <w:shd w:val="clear" w:color="auto" w:fill="F2F2F2"/>
+          </w:tcPr>
+          <w:p>
+            <w:pPr/>
+            <w:r>
+              <w:t xml:space="preserve">우선</w:t>
+            </w:r>
+          </w:p>
+        </w:tc>
+      </w:tr>
+      <w:tr>
+        <w:tc>
+          <w:tcPr>
+            <w:tcW w:w="1059" w:type="dxa"/>
+          </w:tcPr>
+          <w:p>
+            <w:pPr/>
+            <w:r>
+              <w:t xml:space="preserve">B-1</w:t>
+            </w:r>
+          </w:p>
+        </w:tc>
+        <w:tc>
+          <w:tcPr>
+            <w:tcW w:w="7240" w:type="dxa"/>
+          </w:tcPr>
+          <w:p>
+            <w:pPr/>
+            <w:r>
+              <w:t xml:space="preserve">달력 선택일: 검정 칸 → 빨간 칸</w:t>
+            </w:r>
+          </w:p>
+        </w:tc>
+        <w:tc>
+          <w:tcPr>
+            <w:tcW w:w="1059" w:type="dxa"/>
+          </w:tcPr>
+          <w:p>
+            <w:pPr/>
+            <w:r>
+              <w:t xml:space="preserve">상</w:t>
+            </w:r>
+          </w:p>
+        </w:tc>
+      </w:tr>
+      <w:tr>
+        <w:tc>
+          <w:tcPr>
+            <w:tcW w:w="1059" w:type="dxa"/>
+          </w:tcPr>
+          <w:p>
+            <w:pPr/>
+            <w:r>
+              <w:t xml:space="preserve">B-2</w:t>
+            </w:r>
+          </w:p>
+        </w:tc>
+        <w:tc>
+          <w:tcPr>
+            <w:tcW w:w="7240" w:type="dxa"/>
+          </w:tcPr>
+          <w:p>
+            <w:pPr/>
+            <w:r>
+              <w:t xml:space="preserve">투어 · 시간 선택 카드: 빨간 테두리 + 옅은 빨강 바탕, '선택됨' 배지는 초록</w:t>
+            </w:r>
+          </w:p>
+        </w:tc>
+        <w:tc>
+          <w:tcPr>
+            <w:tcW w:w="1059" w:type="dxa"/>
+          </w:tcPr>
+          <w:p>
+            <w:pPr/>
+            <w:r>
+              <w:t xml:space="preserve">상</w:t>
+            </w:r>
+          </w:p>
+        </w:tc>
+      </w:tr>
+      <w:tr>
+        <w:tc>
+          <w:tcPr>
+            <w:tcW w:w="1059" w:type="dxa"/>
+          </w:tcPr>
+          <w:p>
+            <w:pPr/>
+            <w:r>
+              <w:t xml:space="preserve">B-3</w:t>
+            </w:r>
+          </w:p>
+        </w:tc>
+        <w:tc>
+          <w:tcPr>
+            <w:tcW w:w="7240" w:type="dxa"/>
+          </w:tcPr>
+          <w:p>
+            <w:pPr/>
+            <w:r>
+              <w:t xml:space="preserve">예약 가능일: 테두리로 강조, 범례와 '이번 달 예약 가능 n일' 표시</w:t>
+            </w:r>
+          </w:p>
+        </w:tc>
+        <w:tc>
+          <w:tcPr>
+            <w:tcW w:w="1059" w:type="dxa"/>
+          </w:tcPr>
+          <w:p>
+            <w:pPr/>
+            <w:r>
+              <w:t xml:space="preserve">하</w:t>
+            </w:r>
+          </w:p>
+        </w:tc>
+      </w:tr>
+      <w:tr>
+        <w:tc>
+          <w:tcPr>
+            <w:tcW w:w="1059" w:type="dxa"/>
+          </w:tcPr>
+          <w:p>
+            <w:pPr/>
+            <w:r>
+              <w:t xml:space="preserve">B-4</w:t>
+            </w:r>
+          </w:p>
+        </w:tc>
+        <w:tc>
+          <w:tcPr>
+            <w:tcW w:w="7240" w:type="dxa"/>
+          </w:tcPr>
+          <w:p>
+            <w:pPr/>
+            <w:r>
+              <w:t xml:space="preserve">상단 경고 추가: 확정 전 여러 날짜 동시 신청 금지, 대기 2건 이상이면 반려 가능</w:t>
+            </w:r>
+          </w:p>
+        </w:tc>
+        <w:tc>
+          <w:tcPr>
+            <w:tcW w:w="1059" w:type="dxa"/>
+          </w:tcPr>
+          <w:p>
+            <w:pPr/>
+            <w:r>
+              <w:t xml:space="preserve">중</w:t>
+            </w:r>
+          </w:p>
+        </w:tc>
+      </w:tr>
+    </w:tbl>
     <w:p>
       <w:pPr/>
       <w:r>
         <w:drawing>
           <wp:inline distT="0" distB="0" distL="0" distR="0">
             <wp:extent cx="5486400" cy="3084593"/>
-            <wp:docPr id="3" name="image3" descr="내 신청 변경 후"/>
+            <wp:docPr id="3" name="image3" descr="방문 신청 2단계 변경 후 (업종 F-01 · 고객 유형 F-02)"/>
             <a:graphic xmlns:a="http://schemas.openxmlformats.org/drawingml/2006/main">
               <a:graphicData uri="http://schemas.openxmlformats.org/drawingml/2006/picture">
                 <pic:pic xmlns:pic="http://schemas.openxmlformats.org/drawingml/2006/picture">
                   <pic:nvPicPr>
-                    <pic:cNvPr id="3" name="image3" descr="내 신청 변경 후"/>
+                    <pic:cNvPr id="3" name="image3" descr="방문 신청 2단계 변경 후 (업종 F-01 · 고객 유형 F-02)"/>
                     <pic:cNvPicPr/>
                   </pic:nvPicPr>
                   <pic:blipFill>
@@ -792,15 +813,9 @@
       </w:r>
     </w:p>
     <w:p>
-      <w:pPr>
-        <w:pStyle w:val="ListParagraph"/>
-        <w:numPr>
-          <w:ilvl w:val="0"/>
-          <w:numId w:val="3"/>
-        </w:numPr>
-      </w:pPr>
-      <w:r>
-        <w:t xml:space="preserve">'신청 담당자' 행 한 줄 처리(C-8), 배지 색(C-7) 외 변경 없음</w:t>
+      <w:pPr/>
+      <w:r>
+        <w:t xml:space="preserve">2단계 업종 · 고객 유형은 4장 F-01 · F-02.</w:t>
       </w:r>
     </w:p>
     <w:p>
@@ -808,7 +823,7 @@
         <w:pStyle w:val="Heading3"/>
       </w:pPr>
       <w:r>
-        <w:t xml:space="preserve">3-3. 관리자</w:t>
+        <w:t xml:space="preserve">3-2. 내 신청</w:t>
       </w:r>
     </w:p>
     <w:p>
@@ -817,12 +832,12 @@
         <w:drawing>
           <wp:inline distT="0" distB="0" distL="0" distR="0">
             <wp:extent cx="5486400" cy="3084593"/>
-            <wp:docPr id="4" name="image4" descr="관리자 변경 후"/>
+            <wp:docPr id="4" name="image4" descr="내 신청 변경 후"/>
             <a:graphic xmlns:a="http://schemas.openxmlformats.org/drawingml/2006/main">
               <a:graphicData uri="http://schemas.openxmlformats.org/drawingml/2006/picture">
                 <pic:pic xmlns:pic="http://schemas.openxmlformats.org/drawingml/2006/picture">
                   <pic:nvPicPr>
-                    <pic:cNvPr id="4" name="image4" descr="관리자 변경 후"/>
+                    <pic:cNvPr id="4" name="image4" descr="내 신청 변경 후"/>
                     <pic:cNvPicPr/>
                   </pic:nvPicPr>
                   <pic:blipFill>
@@ -847,210 +862,16 @@
         </w:drawing>
       </w:r>
     </w:p>
-    <w:tbl>
-      <w:tblPr>
-        <w:tblStyle w:val="TableGrid"/>
-        <w:tblW w:w="0" w:type="auto"/>
-        <w:tblLayout w:type="fixed"/>
-        <w:tblLook w:val="04A0" w:firstRow="1" w:lastRow="0" w:firstColumn="0" w:lastColumn="0" w:noHBand="0" w:noVBand="1"/>
-      </w:tblPr>
-      <w:tblGrid>
-        <w:gridCol w:w="1059"/>
-        <w:gridCol w:w="7240"/>
-        <w:gridCol w:w="1059"/>
-      </w:tblGrid>
-      <w:tr>
-        <w:trPr>
-          <w:tblHeader/>
-        </w:trPr>
-        <w:tc>
-          <w:tcPr>
-            <w:tcW w:w="1059" w:type="dxa"/>
-            <w:shd w:val="clear" w:color="auto" w:fill="F2F2F2"/>
-          </w:tcPr>
-          <w:p>
-            <w:pPr/>
-            <w:r>
-              <w:t xml:space="preserve">No</w:t>
-            </w:r>
-          </w:p>
-        </w:tc>
-        <w:tc>
-          <w:tcPr>
-            <w:tcW w:w="7240" w:type="dxa"/>
-            <w:shd w:val="clear" w:color="auto" w:fill="F2F2F2"/>
-          </w:tcPr>
-          <w:p>
-            <w:pPr/>
-            <w:r>
-              <w:t xml:space="preserve">변경 내용</w:t>
-            </w:r>
-          </w:p>
-        </w:tc>
-        <w:tc>
-          <w:tcPr>
-            <w:tcW w:w="1059" w:type="dxa"/>
-            <w:shd w:val="clear" w:color="auto" w:fill="F2F2F2"/>
-          </w:tcPr>
-          <w:p>
-            <w:pPr/>
-            <w:r>
-              <w:t xml:space="preserve">우선</w:t>
-            </w:r>
-          </w:p>
-        </w:tc>
-      </w:tr>
-      <w:tr>
-        <w:tc>
-          <w:tcPr>
-            <w:tcW w:w="1059" w:type="dxa"/>
-          </w:tcPr>
-          <w:p>
-            <w:pPr/>
-            <w:r>
-              <w:t xml:space="preserve">A-1</w:t>
-            </w:r>
-          </w:p>
-        </w:tc>
-        <w:tc>
-          <w:tcPr>
-            <w:tcW w:w="7240" w:type="dxa"/>
-          </w:tcPr>
-          <w:p>
-            <w:pPr/>
-            <w:r>
-              <w:t xml:space="preserve">승인 버튼: 검정 → 초록(#2B8A3E)</w:t>
-            </w:r>
-          </w:p>
-        </w:tc>
-        <w:tc>
-          <w:tcPr>
-            <w:tcW w:w="1059" w:type="dxa"/>
-          </w:tcPr>
-          <w:p>
-            <w:pPr/>
-            <w:r>
-              <w:t xml:space="preserve">상</w:t>
-            </w:r>
-          </w:p>
-        </w:tc>
-      </w:tr>
-      <w:tr>
-        <w:tc>
-          <w:tcPr>
-            <w:tcW w:w="1059" w:type="dxa"/>
-          </w:tcPr>
-          <w:p>
-            <w:pPr/>
-            <w:r>
-              <w:t xml:space="preserve">A-2</w:t>
-            </w:r>
-          </w:p>
-        </w:tc>
-        <w:tc>
-          <w:tcPr>
-            <w:tcW w:w="7240" w:type="dxa"/>
-          </w:tcPr>
-          <w:p>
-            <w:pPr/>
-            <w:r>
-              <w:t xml:space="preserve">승인 · 거절 · 취소: 바로 처리 → 메일 미리보기 창에서 [보내기], 거절 · 취소는 사유 필수</w:t>
-            </w:r>
-          </w:p>
-        </w:tc>
-        <w:tc>
-          <w:tcPr>
-            <w:tcW w:w="1059" w:type="dxa"/>
-          </w:tcPr>
-          <w:p>
-            <w:pPr/>
-            <w:r>
-              <w:t xml:space="preserve">상</w:t>
-            </w:r>
-          </w:p>
-        </w:tc>
-      </w:tr>
-      <w:tr>
-        <w:tc>
-          <w:tcPr>
-            <w:tcW w:w="1059" w:type="dxa"/>
-          </w:tcPr>
-          <w:p>
-            <w:pPr/>
-            <w:r>
-              <w:t xml:space="preserve">A-3</w:t>
-            </w:r>
-          </w:p>
-        </w:tc>
-        <w:tc>
-          <w:tcPr>
-            <w:tcW w:w="7240" w:type="dxa"/>
-          </w:tcPr>
-          <w:p>
-            <w:pPr/>
-            <w:r>
-              <w:t xml:space="preserve">목록 둘째 줄: 줄바꿈 → 한 줄 '신청자 · 참석자 3/5'</w:t>
-            </w:r>
-          </w:p>
-        </w:tc>
-        <w:tc>
-          <w:tcPr>
-            <w:tcW w:w="1059" w:type="dxa"/>
-          </w:tcPr>
-          <w:p>
-            <w:pPr/>
-            <w:r>
-              <w:t xml:space="preserve">중</w:t>
-            </w:r>
-          </w:p>
-        </w:tc>
-      </w:tr>
-      <w:tr>
-        <w:tc>
-          <w:tcPr>
-            <w:tcW w:w="1059" w:type="dxa"/>
-          </w:tcPr>
-          <w:p>
-            <w:pPr/>
-            <w:r>
-              <w:t xml:space="preserve">A-4</w:t>
-            </w:r>
-          </w:p>
-        </w:tc>
-        <w:tc>
-          <w:tcPr>
-            <w:tcW w:w="7240" w:type="dxa"/>
-          </w:tcPr>
-          <w:p>
-            <w:pPr/>
-            <w:r>
-              <w:t xml:space="preserve">참석자 표 머리글: 흐리고 겹침 → 9pt 이상으로 선명하게, '구분' 열은 용도 확인 후 삭제</w:t>
-            </w:r>
-          </w:p>
-        </w:tc>
-        <w:tc>
-          <w:tcPr>
-            <w:tcW w:w="1059" w:type="dxa"/>
-          </w:tcPr>
-          <w:p>
-            <w:pPr/>
-            <w:r>
-              <w:t xml:space="preserve">중</w:t>
-            </w:r>
-          </w:p>
-        </w:tc>
-      </w:tr>
-    </w:tbl>
     <w:p>
       <w:pPr>
         <w:pStyle w:val="ListParagraph"/>
         <w:numPr>
           <w:ilvl w:val="0"/>
-          <w:numId w:val="4"/>
+          <w:numId w:val="3"/>
         </w:numPr>
       </w:pPr>
       <w:r>
-        <w:t xml:space="preserve">[방문 완료] 후기 메일은 F-06, 가이드 배정은 F-05</w:t>
+        <w:t xml:space="preserve">'신청 담당자' 행 한 줄 처리(C-8), 배지 색(C-7) 외 변경 없음</w:t>
       </w:r>
     </w:p>
     <w:p>
@@ -1058,7 +879,7 @@
         <w:pStyle w:val="Heading3"/>
       </w:pPr>
       <w:r>
-        <w:t xml:space="preserve">3-4. 달력</w:t>
+        <w:t xml:space="preserve">3-3. 관리자</w:t>
       </w:r>
     </w:p>
     <w:p>
@@ -1067,12 +888,12 @@
         <w:drawing>
           <wp:inline distT="0" distB="0" distL="0" distR="0">
             <wp:extent cx="5486400" cy="3084593"/>
-            <wp:docPr id="5" name="image5" descr="달력 변경 후"/>
+            <wp:docPr id="5" name="image5" descr="관리자 변경 후"/>
             <a:graphic xmlns:a="http://schemas.openxmlformats.org/drawingml/2006/main">
               <a:graphicData uri="http://schemas.openxmlformats.org/drawingml/2006/picture">
                 <pic:pic xmlns:pic="http://schemas.openxmlformats.org/drawingml/2006/picture">
                   <pic:nvPicPr>
-                    <pic:cNvPr id="5" name="image5" descr="달력 변경 후"/>
+                    <pic:cNvPr id="5" name="image5" descr="관리자 변경 후"/>
                     <pic:cNvPicPr/>
                   </pic:nvPicPr>
                   <pic:blipFill>
@@ -1158,18 +979,18 @@
           <w:p>
             <w:pPr/>
             <w:r>
-              <w:t xml:space="preserve">K-1</w:t>
-            </w:r>
-          </w:p>
-        </w:tc>
-        <w:tc>
-          <w:tcPr>
-            <w:tcW w:w="7240" w:type="dxa"/>
-          </w:tcPr>
-          <w:p>
-            <w:pPr/>
-            <w:r>
-              <w:t xml:space="preserve">예약 칩: 바탕색 = 상태(대기 주황 · 승인 초록 · 완료 파랑 · 거절/취소 회색 취소선), 왼쪽 띠 = 투어 색</w:t>
+              <w:t xml:space="preserve">A-1</w:t>
+            </w:r>
+          </w:p>
+        </w:tc>
+        <w:tc>
+          <w:tcPr>
+            <w:tcW w:w="7240" w:type="dxa"/>
+          </w:tcPr>
+          <w:p>
+            <w:pPr/>
+            <w:r>
+              <w:t xml:space="preserve">승인 버튼: 검정 → 초록(#2B8A3E)</w:t>
             </w:r>
           </w:p>
         </w:tc>
@@ -1193,53 +1014,53 @@
           <w:p>
             <w:pPr/>
             <w:r>
-              <w:t xml:space="preserve">K-2</w:t>
-            </w:r>
-          </w:p>
-        </w:tc>
-        <w:tc>
-          <w:tcPr>
-            <w:tcW w:w="7240" w:type="dxa"/>
-          </w:tcPr>
-          <w:p>
-            <w:pPr/>
-            <w:r>
-              <w:t xml:space="preserve">투어 약칭: 메가 · TDL · 복합 → 센터 · Lab · 센터+Lab</w:t>
-            </w:r>
-          </w:p>
-        </w:tc>
-        <w:tc>
-          <w:tcPr>
-            <w:tcW w:w="1059" w:type="dxa"/>
-          </w:tcPr>
-          <w:p>
-            <w:pPr/>
-            <w:r>
-              <w:t xml:space="preserve">하</w:t>
-            </w:r>
-          </w:p>
-        </w:tc>
-      </w:tr>
-      <w:tr>
-        <w:tc>
-          <w:tcPr>
-            <w:tcW w:w="1059" w:type="dxa"/>
-          </w:tcPr>
-          <w:p>
-            <w:pPr/>
-            <w:r>
-              <w:t xml:space="preserve">K-3</w:t>
-            </w:r>
-          </w:p>
-        </w:tc>
-        <w:tc>
-          <w:tcPr>
-            <w:tcW w:w="7240" w:type="dxa"/>
-          </w:tcPr>
-          <w:p>
-            <w:pPr/>
-            <w:r>
-              <w:t xml:space="preserve">오늘 날짜: 숫자에 빨간 원(선택 칸 테두리와 구분)</w:t>
+              <w:t xml:space="preserve">A-2</w:t>
+            </w:r>
+          </w:p>
+        </w:tc>
+        <w:tc>
+          <w:tcPr>
+            <w:tcW w:w="7240" w:type="dxa"/>
+          </w:tcPr>
+          <w:p>
+            <w:pPr/>
+            <w:r>
+              <w:t xml:space="preserve">승인 · 거절 · 취소: 바로 처리 → 메일 미리보기 창에서 [보내기], 거절 · 취소는 사유 필수</w:t>
+            </w:r>
+          </w:p>
+        </w:tc>
+        <w:tc>
+          <w:tcPr>
+            <w:tcW w:w="1059" w:type="dxa"/>
+          </w:tcPr>
+          <w:p>
+            <w:pPr/>
+            <w:r>
+              <w:t xml:space="preserve">상</w:t>
+            </w:r>
+          </w:p>
+        </w:tc>
+      </w:tr>
+      <w:tr>
+        <w:tc>
+          <w:tcPr>
+            <w:tcW w:w="1059" w:type="dxa"/>
+          </w:tcPr>
+          <w:p>
+            <w:pPr/>
+            <w:r>
+              <w:t xml:space="preserve">A-3</w:t>
+            </w:r>
+          </w:p>
+        </w:tc>
+        <w:tc>
+          <w:tcPr>
+            <w:tcW w:w="7240" w:type="dxa"/>
+          </w:tcPr>
+          <w:p>
+            <w:pPr/>
+            <w:r>
+              <w:t xml:space="preserve">목록 둘째 줄: 줄바꿈 → 한 줄 '신청자 · 참석자 3/5'</w:t>
             </w:r>
           </w:p>
         </w:tc>
@@ -1263,18 +1084,18 @@
           <w:p>
             <w:pPr/>
             <w:r>
-              <w:t xml:space="preserve">K-4</w:t>
-            </w:r>
-          </w:p>
-        </w:tc>
-        <w:tc>
-          <w:tcPr>
-            <w:tcW w:w="7240" w:type="dxa"/>
-          </w:tcPr>
-          <w:p>
-            <w:pPr/>
-            <w:r>
-              <w:t xml:space="preserve">대기 건 있는 날 '대기 n' 배지, 운영 안 하는 날은 옅은 바탕</w:t>
+              <w:t xml:space="preserve">A-4</w:t>
+            </w:r>
+          </w:p>
+        </w:tc>
+        <w:tc>
+          <w:tcPr>
+            <w:tcW w:w="7240" w:type="dxa"/>
+          </w:tcPr>
+          <w:p>
+            <w:pPr/>
+            <w:r>
+              <w:t xml:space="preserve">참석자 표 머리글: 흐리고 겹침 → 9pt 이상으로 선명하게, '구분' 열은 용도 확인 후 삭제</w:t>
             </w:r>
           </w:p>
         </w:tc>
@@ -1293,10 +1114,22 @@
     </w:tbl>
     <w:p>
       <w:pPr>
+        <w:pStyle w:val="ListParagraph"/>
+        <w:numPr>
+          <w:ilvl w:val="0"/>
+          <w:numId w:val="4"/>
+        </w:numPr>
+      </w:pPr>
+      <w:r>
+        <w:t xml:space="preserve">[방문 완료] 후기 메일은 F-06, 가이드 배정은 F-05</w:t>
+      </w:r>
+    </w:p>
+    <w:p>
+      <w:pPr>
         <w:pStyle w:val="Heading3"/>
       </w:pPr>
       <w:r>
-        <w:t xml:space="preserve">3-5. 통계</w:t>
+        <w:t xml:space="preserve">3-4. 달력</w:t>
       </w:r>
     </w:p>
     <w:p>
@@ -1304,17 +1137,255 @@
       <w:r>
         <w:drawing>
           <wp:inline distT="0" distB="0" distL="0" distR="0">
-            <wp:extent cx="5486400" cy="5863941"/>
-            <wp:docPr id="6" name="image6" descr="통계 변경 후 (한 화면 세로 스크롤)"/>
+            <wp:extent cx="5486400" cy="3084593"/>
+            <wp:docPr id="6" name="image6" descr="달력 변경 후"/>
             <a:graphic xmlns:a="http://schemas.openxmlformats.org/drawingml/2006/main">
               <a:graphicData uri="http://schemas.openxmlformats.org/drawingml/2006/picture">
                 <pic:pic xmlns:pic="http://schemas.openxmlformats.org/drawingml/2006/picture">
                   <pic:nvPicPr>
-                    <pic:cNvPr id="6" name="image6" descr="통계 변경 후 (한 화면 세로 스크롤)"/>
+                    <pic:cNvPr id="6" name="image6" descr="달력 변경 후"/>
                     <pic:cNvPicPr/>
                   </pic:nvPicPr>
                   <pic:blipFill>
                     <a:blip r:embed="rId8"/>
+                    <a:stretch>
+                      <a:fillRect/>
+                    </a:stretch>
+                  </pic:blipFill>
+                  <pic:spPr>
+                    <a:xfrm>
+                      <a:off x="0" y="0"/>
+                      <a:ext cx="5486400" cy="3084593"/>
+                    </a:xfrm>
+                    <a:prstGeom prst="rect">
+                      <a:avLst/>
+                    </a:prstGeom>
+                  </pic:spPr>
+                </pic:pic>
+              </a:graphicData>
+            </a:graphic>
+          </wp:inline>
+        </w:drawing>
+      </w:r>
+    </w:p>
+    <w:tbl>
+      <w:tblPr>
+        <w:tblStyle w:val="TableGrid"/>
+        <w:tblW w:w="0" w:type="auto"/>
+        <w:tblLayout w:type="fixed"/>
+        <w:tblLook w:val="04A0" w:firstRow="1" w:lastRow="0" w:firstColumn="0" w:lastColumn="0" w:noHBand="0" w:noVBand="1"/>
+      </w:tblPr>
+      <w:tblGrid>
+        <w:gridCol w:w="1059"/>
+        <w:gridCol w:w="7240"/>
+        <w:gridCol w:w="1059"/>
+      </w:tblGrid>
+      <w:tr>
+        <w:trPr>
+          <w:tblHeader/>
+        </w:trPr>
+        <w:tc>
+          <w:tcPr>
+            <w:tcW w:w="1059" w:type="dxa"/>
+            <w:shd w:val="clear" w:color="auto" w:fill="F2F2F2"/>
+          </w:tcPr>
+          <w:p>
+            <w:pPr/>
+            <w:r>
+              <w:t xml:space="preserve">No</w:t>
+            </w:r>
+          </w:p>
+        </w:tc>
+        <w:tc>
+          <w:tcPr>
+            <w:tcW w:w="7240" w:type="dxa"/>
+            <w:shd w:val="clear" w:color="auto" w:fill="F2F2F2"/>
+          </w:tcPr>
+          <w:p>
+            <w:pPr/>
+            <w:r>
+              <w:t xml:space="preserve">변경 내용</w:t>
+            </w:r>
+          </w:p>
+        </w:tc>
+        <w:tc>
+          <w:tcPr>
+            <w:tcW w:w="1059" w:type="dxa"/>
+            <w:shd w:val="clear" w:color="auto" w:fill="F2F2F2"/>
+          </w:tcPr>
+          <w:p>
+            <w:pPr/>
+            <w:r>
+              <w:t xml:space="preserve">우선</w:t>
+            </w:r>
+          </w:p>
+        </w:tc>
+      </w:tr>
+      <w:tr>
+        <w:tc>
+          <w:tcPr>
+            <w:tcW w:w="1059" w:type="dxa"/>
+          </w:tcPr>
+          <w:p>
+            <w:pPr/>
+            <w:r>
+              <w:t xml:space="preserve">K-1</w:t>
+            </w:r>
+          </w:p>
+        </w:tc>
+        <w:tc>
+          <w:tcPr>
+            <w:tcW w:w="7240" w:type="dxa"/>
+          </w:tcPr>
+          <w:p>
+            <w:pPr/>
+            <w:r>
+              <w:t xml:space="preserve">예약 칩: 바탕색 = 상태(대기 주황 · 승인 초록 · 완료 파랑 · 거절/취소 회색 취소선), 왼쪽 띠 = 투어 색</w:t>
+            </w:r>
+          </w:p>
+        </w:tc>
+        <w:tc>
+          <w:tcPr>
+            <w:tcW w:w="1059" w:type="dxa"/>
+          </w:tcPr>
+          <w:p>
+            <w:pPr/>
+            <w:r>
+              <w:t xml:space="preserve">상</w:t>
+            </w:r>
+          </w:p>
+        </w:tc>
+      </w:tr>
+      <w:tr>
+        <w:tc>
+          <w:tcPr>
+            <w:tcW w:w="1059" w:type="dxa"/>
+          </w:tcPr>
+          <w:p>
+            <w:pPr/>
+            <w:r>
+              <w:t xml:space="preserve">K-2</w:t>
+            </w:r>
+          </w:p>
+        </w:tc>
+        <w:tc>
+          <w:tcPr>
+            <w:tcW w:w="7240" w:type="dxa"/>
+          </w:tcPr>
+          <w:p>
+            <w:pPr/>
+            <w:r>
+              <w:t xml:space="preserve">투어 약칭: 메가 · TDL · 복합 → 센터 · Lab · 센터+Lab</w:t>
+            </w:r>
+          </w:p>
+        </w:tc>
+        <w:tc>
+          <w:tcPr>
+            <w:tcW w:w="1059" w:type="dxa"/>
+          </w:tcPr>
+          <w:p>
+            <w:pPr/>
+            <w:r>
+              <w:t xml:space="preserve">하</w:t>
+            </w:r>
+          </w:p>
+        </w:tc>
+      </w:tr>
+      <w:tr>
+        <w:tc>
+          <w:tcPr>
+            <w:tcW w:w="1059" w:type="dxa"/>
+          </w:tcPr>
+          <w:p>
+            <w:pPr/>
+            <w:r>
+              <w:t xml:space="preserve">K-3</w:t>
+            </w:r>
+          </w:p>
+        </w:tc>
+        <w:tc>
+          <w:tcPr>
+            <w:tcW w:w="7240" w:type="dxa"/>
+          </w:tcPr>
+          <w:p>
+            <w:pPr/>
+            <w:r>
+              <w:t xml:space="preserve">오늘 날짜: 숫자에 빨간 원(선택 칸 테두리와 구분)</w:t>
+            </w:r>
+          </w:p>
+        </w:tc>
+        <w:tc>
+          <w:tcPr>
+            <w:tcW w:w="1059" w:type="dxa"/>
+          </w:tcPr>
+          <w:p>
+            <w:pPr/>
+            <w:r>
+              <w:t xml:space="preserve">중</w:t>
+            </w:r>
+          </w:p>
+        </w:tc>
+      </w:tr>
+      <w:tr>
+        <w:tc>
+          <w:tcPr>
+            <w:tcW w:w="1059" w:type="dxa"/>
+          </w:tcPr>
+          <w:p>
+            <w:pPr/>
+            <w:r>
+              <w:t xml:space="preserve">K-4</w:t>
+            </w:r>
+          </w:p>
+        </w:tc>
+        <w:tc>
+          <w:tcPr>
+            <w:tcW w:w="7240" w:type="dxa"/>
+          </w:tcPr>
+          <w:p>
+            <w:pPr/>
+            <w:r>
+              <w:t xml:space="preserve">대기 건 있는 날 '대기 n' 배지, 운영 안 하는 날은 옅은 바탕</w:t>
+            </w:r>
+          </w:p>
+        </w:tc>
+        <w:tc>
+          <w:tcPr>
+            <w:tcW w:w="1059" w:type="dxa"/>
+          </w:tcPr>
+          <w:p>
+            <w:pPr/>
+            <w:r>
+              <w:t xml:space="preserve">중</w:t>
+            </w:r>
+          </w:p>
+        </w:tc>
+      </w:tr>
+    </w:tbl>
+    <w:p>
+      <w:pPr>
+        <w:pStyle w:val="Heading3"/>
+      </w:pPr>
+      <w:r>
+        <w:t xml:space="preserve">3-5. 통계</w:t>
+      </w:r>
+    </w:p>
+    <w:p>
+      <w:pPr/>
+      <w:r>
+        <w:drawing>
+          <wp:inline distT="0" distB="0" distL="0" distR="0">
+            <wp:extent cx="5486400" cy="5863941"/>
+            <wp:docPr id="7" name="image7" descr="통계 변경 후 (한 화면 세로 스크롤)"/>
+            <a:graphic xmlns:a="http://schemas.openxmlformats.org/drawingml/2006/main">
+              <a:graphicData uri="http://schemas.openxmlformats.org/drawingml/2006/picture">
+                <pic:pic xmlns:pic="http://schemas.openxmlformats.org/drawingml/2006/picture">
+                  <pic:nvPicPr>
+                    <pic:cNvPr id="7" name="image7" descr="통계 변경 후 (한 화면 세로 스크롤)"/>
+                    <pic:cNvPicPr/>
+                  </pic:nvPicPr>
+                  <pic:blipFill>
+                    <a:blip r:embed="rId9"/>
                     <a:stretch>
                       <a:fillRect/>
                     </a:stretch>
@@ -2030,48 +2101,12 @@
         <w:drawing>
           <wp:inline distT="0" distB="0" distL="0" distR="0">
             <wp:extent cx="5486400" cy="3084593"/>
-            <wp:docPr id="7" name="image7" descr="방명록"/>
+            <wp:docPr id="8" name="image8" descr="방명록"/>
             <a:graphic xmlns:a="http://schemas.openxmlformats.org/drawingml/2006/main">
               <a:graphicData uri="http://schemas.openxmlformats.org/drawingml/2006/picture">
                 <pic:pic xmlns:pic="http://schemas.openxmlformats.org/drawingml/2006/picture">
                   <pic:nvPicPr>
-                    <pic:cNvPr id="7" name="image7" descr="방명록"/>
-                    <pic:cNvPicPr/>
-                  </pic:nvPicPr>
-                  <pic:blipFill>
-                    <a:blip r:embed="rId9"/>
-                    <a:stretch>
-                      <a:fillRect/>
-                    </a:stretch>
-                  </pic:blipFill>
-                  <pic:spPr>
-                    <a:xfrm>
-                      <a:off x="0" y="0"/>
-                      <a:ext cx="5486400" cy="3084593"/>
-                    </a:xfrm>
-                    <a:prstGeom prst="rect">
-                      <a:avLst/>
-                    </a:prstGeom>
-                  </pic:spPr>
-                </pic:pic>
-              </a:graphicData>
-            </a:graphic>
-          </wp:inline>
-        </w:drawing>
-      </w:r>
-    </w:p>
-    <w:p>
-      <w:pPr/>
-      <w:r>
-        <w:drawing>
-          <wp:inline distT="0" distB="0" distL="0" distR="0">
-            <wp:extent cx="5486400" cy="3084593"/>
-            <wp:docPr id="8" name="image8" descr="방명록 남기기 창"/>
-            <a:graphic xmlns:a="http://schemas.openxmlformats.org/drawingml/2006/main">
-              <a:graphicData uri="http://schemas.openxmlformats.org/drawingml/2006/picture">
-                <pic:pic xmlns:pic="http://schemas.openxmlformats.org/drawingml/2006/picture">
-                  <pic:nvPicPr>
-                    <pic:cNvPr id="8" name="image8" descr="방명록 남기기 창"/>
+                    <pic:cNvPr id="8" name="image8" descr="방명록"/>
                     <pic:cNvPicPr/>
                   </pic:nvPicPr>
                   <pic:blipFill>
@@ -2102,12 +2137,12 @@
         <w:drawing>
           <wp:inline distT="0" distB="0" distL="0" distR="0">
             <wp:extent cx="5486400" cy="3084593"/>
-            <wp:docPr id="9" name="image9" descr="방명록 관리"/>
+            <wp:docPr id="9" name="image9" descr="방명록 남기기 창"/>
             <a:graphic xmlns:a="http://schemas.openxmlformats.org/drawingml/2006/main">
               <a:graphicData uri="http://schemas.openxmlformats.org/drawingml/2006/picture">
                 <pic:pic xmlns:pic="http://schemas.openxmlformats.org/drawingml/2006/picture">
                   <pic:nvPicPr>
-                    <pic:cNvPr id="9" name="image9" descr="방명록 관리"/>
+                    <pic:cNvPr id="9" name="image9" descr="방명록 남기기 창"/>
                     <pic:cNvPicPr/>
                   </pic:nvPicPr>
                   <pic:blipFill>
@@ -2133,6 +2168,42 @@
       </w:r>
     </w:p>
     <w:p>
+      <w:pPr/>
+      <w:r>
+        <w:drawing>
+          <wp:inline distT="0" distB="0" distL="0" distR="0">
+            <wp:extent cx="5486400" cy="3084593"/>
+            <wp:docPr id="10" name="image10" descr="방명록 관리"/>
+            <a:graphic xmlns:a="http://schemas.openxmlformats.org/drawingml/2006/main">
+              <a:graphicData uri="http://schemas.openxmlformats.org/drawingml/2006/picture">
+                <pic:pic xmlns:pic="http://schemas.openxmlformats.org/drawingml/2006/picture">
+                  <pic:nvPicPr>
+                    <pic:cNvPr id="10" name="image10" descr="방명록 관리"/>
+                    <pic:cNvPicPr/>
+                  </pic:nvPicPr>
+                  <pic:blipFill>
+                    <a:blip r:embed="rId12"/>
+                    <a:stretch>
+                      <a:fillRect/>
+                    </a:stretch>
+                  </pic:blipFill>
+                  <pic:spPr>
+                    <a:xfrm>
+                      <a:off x="0" y="0"/>
+                      <a:ext cx="5486400" cy="3084593"/>
+                    </a:xfrm>
+                    <a:prstGeom prst="rect">
+                      <a:avLst/>
+                    </a:prstGeom>
+                  </pic:spPr>
+                </pic:pic>
+              </a:graphicData>
+            </a:graphic>
+          </wp:inline>
+        </w:drawing>
+      </w:r>
+    </w:p>
+    <w:p>
       <w:pPr>
         <w:pStyle w:val="ListParagraph"/>
         <w:numPr>
@@ -2255,7 +2326,7 @@
         </w:numPr>
       </w:pPr>
       <w:r>
-        <w:t xml:space="preserve">mockup/to-be/: 이 문서 그림 9장</w:t>
+        <w:t xml:space="preserve">mockup/to-be/: 이 문서 그림 10장</w:t>
       </w:r>
     </w:p>
     <w:p>
@@ -2267,7 +2338,7 @@
         </w:numPr>
       </w:pPr>
       <w:r>
-        <w:t xml:space="preserve">mockup/index.html: 화면 시안(브라우저로 열기, 주소 끝에 #adm+to 처럼 붙이면 번호 표시)</w:t>
+        <w:t xml:space="preserve">mockup/index.html: 화면 시안(브라우저로 열기, 주소 끝에 #adm+to 를 붙이면 번호 표시, #b1+emp 는 관리자 아닌 임직원 화면)</w:t>
       </w:r>
     </w:p>
     <w:p>

--- a/powerapps/변경요청서_PowerApps_20261029.docx
+++ b/powerapps/변경요청서_PowerApps_20261029.docx
@@ -63,7 +63,7 @@
         </w:numPr>
       </w:pPr>
       <w:r>
-        <w:t xml:space="preserve">운영 전 필수(상) 19건, 나머지(중 · 하)는 운영 후 보완 가능</w:t>
+        <w:t xml:space="preserve">운영 전 필수(상) 20건, 나머지(중 · 하)는 운영 후 보완 가능</w:t>
       </w:r>
     </w:p>
     <w:p>
@@ -477,7 +477,7 @@
           <w:p>
             <w:pPr/>
             <w:r>
-              <w:t xml:space="preserve">관리자 메뉴 구분: 관리자 메뉴(예약 관리 · 달력 · 통계 · 방명록 관리)를 오른쪽에 따로 묶고 빨간 '관리자' 표시 + 옅은 바탕으로 구분. 관리자에게만 보임. 기존 '관리자' 탭 이름은 '예약 관리'로 변경</w:t>
+              <w:t xml:space="preserve">관리자 메뉴 구분: 관리자 메뉴(예약 관리 · 달력 · 통계 · 가이드 배정 · 방명록 관리)를 오른쪽에 따로 묶고 빨간 '관리자' 표시 + 옅은 바탕으로 구분. 관리자에게만 보임. 기존 '관리자' 탭 이름은 '예약 관리'로 변경</w:t>
             </w:r>
           </w:p>
         </w:tc>
@@ -1611,7 +1611,7 @@
     <w:p>
       <w:pPr/>
       <w:r>
-        <w:t xml:space="preserve">N-1 ~ N-3 · F-06 은 코드가 첨부 자료에 있음. F-01 ~ F-05 는 새로 개발(상세는 FUNCTION-SPEC.md 3장).</w:t>
+        <w:t xml:space="preserve">N-1 ~ N-3 · F-05 · F-06 은 코드가 첨부 자료에 있음. F-01 ~ F-04 는 새로 개발(상세는 FUNCTION-SPEC.md 3장).</w:t>
       </w:r>
     </w:p>
     <w:tbl>
@@ -2067,7 +2067,7 @@
           <w:p>
             <w:pPr/>
             <w:r>
-              <w:t xml:space="preserve">투어 가이드(인솔자) 배정 메뉴</w:t>
+              <w:t xml:space="preserve">투어 가이드 배정 메뉴: 달력 + 배정 패널, 주간 배정표, 월간 · 연간 가이드별 M/M (아래 그림)</w:t>
             </w:r>
           </w:p>
         </w:tc>
@@ -2078,7 +2078,7 @@
           <w:p>
             <w:pPr/>
             <w:r>
-              <w:t xml:space="preserve">개발</w:t>
+              <w:t xml:space="preserve">scrGuides.yaml</w:t>
             </w:r>
           </w:p>
         </w:tc>
@@ -2089,7 +2089,7 @@
           <w:p>
             <w:pPr/>
             <w:r>
-              <w:t xml:space="preserve">중</w:t>
+              <w:t xml:space="preserve">상</w:t>
             </w:r>
           </w:p>
         </w:tc>
@@ -2205,6 +2205,50 @@
     </w:p>
     <w:p>
       <w:pPr>
+        <w:pStyle w:val="Heading3"/>
+      </w:pPr>
+      <w:r>
+        <w:t xml:space="preserve">투어 가이드 배정 (F-05)</w:t>
+      </w:r>
+    </w:p>
+    <w:p>
+      <w:pPr/>
+      <w:r>
+        <w:drawing>
+          <wp:inline distT="0" distB="0" distL="0" distR="0">
+            <wp:extent cx="4524018" cy="7498080"/>
+            <wp:docPr id="11" name="image11" descr="투어 가이드 배정 화면 (한 화면 세로 스크롤)"/>
+            <a:graphic xmlns:a="http://schemas.openxmlformats.org/drawingml/2006/main">
+              <a:graphicData uri="http://schemas.openxmlformats.org/drawingml/2006/picture">
+                <pic:pic xmlns:pic="http://schemas.openxmlformats.org/drawingml/2006/picture">
+                  <pic:nvPicPr>
+                    <pic:cNvPr id="11" name="image11" descr="투어 가이드 배정 화면 (한 화면 세로 스크롤)"/>
+                    <pic:cNvPicPr/>
+                  </pic:nvPicPr>
+                  <pic:blipFill>
+                    <a:blip r:embed="rId13"/>
+                    <a:stretch>
+                      <a:fillRect/>
+                    </a:stretch>
+                  </pic:blipFill>
+                  <pic:spPr>
+                    <a:xfrm>
+                      <a:off x="0" y="0"/>
+                      <a:ext cx="4524018" cy="7498080"/>
+                    </a:xfrm>
+                    <a:prstGeom prst="rect">
+                      <a:avLst/>
+                    </a:prstGeom>
+                  </pic:spPr>
+                </pic:pic>
+              </a:graphicData>
+            </a:graphic>
+          </wp:inline>
+        </w:drawing>
+      </w:r>
+    </w:p>
+    <w:p>
+      <w:pPr>
         <w:pStyle w:val="ListParagraph"/>
         <w:numPr>
           <w:ilvl w:val="0"/>
@@ -2212,15 +2256,97 @@
         </w:numPr>
       </w:pPr>
       <w:r>
-        <w:t xml:space="preserve">방명록 개인정보: 실명 원본은 관리자만, 화면에는 가명(홍** · L**)만 표시(웹과 동일)</w:t>
-      </w:r>
-    </w:p>
-    <w:p>
-      <w:pPr>
-        <w:pStyle w:val="Heading3"/>
-      </w:pPr>
-      <w:r>
-        <w:t xml:space="preserve">데이터 · 흐름 변경</w:t>
+        <w:t xml:space="preserve">위치: 관리자 메뉴 묶음의 [가이드 배정] 탭. 메가와이즈 · TDL Lab 관리자(main)만 보임</w:t>
+      </w:r>
+    </w:p>
+    <w:p>
+      <w:pPr>
+        <w:pStyle w:val="ListParagraph"/>
+        <w:numPr>
+          <w:ilvl w:val="0"/>
+          <w:numId w:val="5"/>
+        </w:numPr>
+      </w:pPr>
+      <w:r>
+        <w:t xml:space="preserve">배정 대상: 승인 · 완료된 방문 중 TDL Lab 이 들어간 투어(메가와이즈 센터만 도는 투어는 제외)</w:t>
+      </w:r>
+    </w:p>
+    <w:p>
+      <w:pPr>
+        <w:pStyle w:val="ListParagraph"/>
+        <w:numPr>
+          <w:ilvl w:val="0"/>
+          <w:numId w:val="5"/>
+        </w:numPr>
+      </w:pPr>
+      <w:r>
+        <w:t xml:space="preserve">달력 + 배정 패널: 칩을 눌러 인솔자(복수) · 운영 인원(복수, 전체 선택) 저장. 인솔자 미배정은 빨간 점선</w:t>
+      </w:r>
+    </w:p>
+    <w:p>
+      <w:pPr>
+        <w:pStyle w:val="ListParagraph"/>
+        <w:numPr>
+          <w:ilvl w:val="0"/>
+          <w:numId w:val="5"/>
+        </w:numPr>
+      </w:pPr>
+      <w:r>
+        <w:t xml:space="preserve">주간 배정표: 월~일 × 오전 · 오후 · 시간 미정, 이 주 인원별 가동률</w:t>
+      </w:r>
+    </w:p>
+    <w:p>
+      <w:pPr>
+        <w:pStyle w:val="ListParagraph"/>
+        <w:numPr>
+          <w:ilvl w:val="0"/>
+          <w:numId w:val="5"/>
+        </w:numPr>
+      </w:pPr>
+      <w:r>
+        <w:t xml:space="preserve">월간 M/M: 사람별 인솔 · 운영 · 투입 시간 · M/M (1건 = 4시간, 근무일 × 8시간 = 1 M/M)</w:t>
+      </w:r>
+    </w:p>
+    <w:p>
+      <w:pPr>
+        <w:pStyle w:val="ListParagraph"/>
+        <w:numPr>
+          <w:ilvl w:val="0"/>
+          <w:numId w:val="5"/>
+        </w:numPr>
+      </w:pPr>
+      <w:r>
+        <w:t xml:space="preserve">연간 M/M: 사람 × 월 표, 값이 클수록 진하게</w:t>
+      </w:r>
+    </w:p>
+    <w:p>
+      <w:pPr>
+        <w:pStyle w:val="ListParagraph"/>
+        <w:numPr>
+          <w:ilvl w:val="0"/>
+          <w:numId w:val="5"/>
+        </w:numPr>
+      </w:pPr>
+      <w:r>
+        <w:t xml:space="preserve">명단은 SharePoint </w:t>
+      </w:r>
+      <w:r>
+        <w:rPr>
+          <w:rStyle w:val="CodeChar"/>
+        </w:rPr>
+        <w:t xml:space="preserve">GuideRoster</w:t>
+      </w:r>
+      <w:r>
+        <w:t xml:space="preserve"> 목록(인사 이동 때 목록만 수정), 배정은 </w:t>
+      </w:r>
+      <w:r>
+        <w:rPr>
+          <w:rStyle w:val="CodeChar"/>
+        </w:rPr>
+        <w:t xml:space="preserve">VisitRequests.Guides</w:t>
+      </w:r>
+      <w:r>
+        <w:t xml:space="preserve"> 에 저장(웹 시트 '가이드' 열과 같은 형식)</w:t>
       </w:r>
     </w:p>
     <w:p>
@@ -2232,63 +2358,15 @@
         </w:numPr>
       </w:pPr>
       <w:r>
-        <w:t xml:space="preserve">SharePoint 목록 신규 3개: Guestbook(관리자만) · GuestbookPublic(전 직원 읽기) · CenterGuides</w:t>
-      </w:r>
-    </w:p>
-    <w:p>
-      <w:pPr>
-        <w:pStyle w:val="ListParagraph"/>
-        <w:numPr>
-          <w:ilvl w:val="0"/>
-          <w:numId w:val="6"/>
-        </w:numPr>
-      </w:pPr>
-      <w:r>
-        <w:t xml:space="preserve">VisitRequests 열 추가: FeedbackMailAt (F-02 진행 시 PartnerName, F-05 진행 시 Guides)</w:t>
-      </w:r>
-    </w:p>
-    <w:p>
-      <w:pPr>
-        <w:pStyle w:val="ListParagraph"/>
-        <w:numPr>
-          <w:ilvl w:val="0"/>
-          <w:numId w:val="6"/>
-        </w:numPr>
-      </w:pPr>
-      <w:r>
-        <w:t xml:space="preserve">흐름 수정: C(완료 메일 · 오시는 길 · 취소 메일 분리), D(1년 지난 방명록 삭제)</w:t>
-      </w:r>
-    </w:p>
-    <w:p>
-      <w:pPr>
-        <w:pStyle w:val="ListParagraph"/>
-        <w:numPr>
-          <w:ilvl w:val="0"/>
-          <w:numId w:val="6"/>
-        </w:numPr>
-      </w:pPr>
-      <w:r>
-        <w:t xml:space="preserve">흐름 신규: E(앱 방명록 등록) · F(Forms 방명록) · G(가명 처리), 관리자 계정으로 생성</w:t>
-      </w:r>
-    </w:p>
-    <w:p>
-      <w:pPr>
-        <w:pStyle w:val="ListParagraph"/>
-        <w:numPr>
-          <w:ilvl w:val="0"/>
-          <w:numId w:val="6"/>
-        </w:numPr>
-      </w:pPr>
-      <w:r>
-        <w:t xml:space="preserve">설정 순서는 README.md · 4-power-automate/flows.md</w:t>
-      </w:r>
-    </w:p>
-    <w:p>
-      <w:pPr>
-        <w:pStyle w:val="Heading2"/>
-      </w:pPr>
-      <w:r>
-        <w:t xml:space="preserve">5. 확인 부탁</w:t>
+        <w:t xml:space="preserve">방명록 개인정보: 실명 원본은 관리자만, 화면에는 가명(홍** · L**)만 표시(웹과 동일)</w:t>
+      </w:r>
+    </w:p>
+    <w:p>
+      <w:pPr>
+        <w:pStyle w:val="Heading3"/>
+      </w:pPr>
+      <w:r>
+        <w:t xml:space="preserve">데이터 · 흐름 변경</w:t>
       </w:r>
     </w:p>
     <w:p>
@@ -2300,7 +2378,55 @@
         </w:numPr>
       </w:pPr>
       <w:r>
-        <w:t xml:space="preserve">FUNCTION-SPEC.md 의 P-01 ~ P-12(본문 스크롤, 동시 신청 방지, 연속 클릭 잠금, 메일 실패 경고 등) 중 이미 반영된 항목 회신</w:t>
+        <w:t xml:space="preserve">SharePoint 목록 신규 3개: Guestbook(관리자만) · GuestbookPublic(전 직원 읽기) · CenterGuides</w:t>
+      </w:r>
+    </w:p>
+    <w:p>
+      <w:pPr>
+        <w:pStyle w:val="ListParagraph"/>
+        <w:numPr>
+          <w:ilvl w:val="0"/>
+          <w:numId w:val="7"/>
+        </w:numPr>
+      </w:pPr>
+      <w:r>
+        <w:t xml:space="preserve">VisitRequests 열 추가: FeedbackMailAt (F-02 진행 시 PartnerName, F-05 진행 시 Guides)</w:t>
+      </w:r>
+    </w:p>
+    <w:p>
+      <w:pPr>
+        <w:pStyle w:val="ListParagraph"/>
+        <w:numPr>
+          <w:ilvl w:val="0"/>
+          <w:numId w:val="7"/>
+        </w:numPr>
+      </w:pPr>
+      <w:r>
+        <w:t xml:space="preserve">흐름 수정: C(완료 메일 · 오시는 길 · 취소 메일 분리), D(1년 지난 방명록 삭제)</w:t>
+      </w:r>
+    </w:p>
+    <w:p>
+      <w:pPr>
+        <w:pStyle w:val="ListParagraph"/>
+        <w:numPr>
+          <w:ilvl w:val="0"/>
+          <w:numId w:val="7"/>
+        </w:numPr>
+      </w:pPr>
+      <w:r>
+        <w:t xml:space="preserve">흐름 신규: E(앱 방명록 등록) · F(Forms 방명록) · G(가명 처리), 관리자 계정으로 생성</w:t>
+      </w:r>
+    </w:p>
+    <w:p>
+      <w:pPr>
+        <w:pStyle w:val="ListParagraph"/>
+        <w:numPr>
+          <w:ilvl w:val="0"/>
+          <w:numId w:val="7"/>
+        </w:numPr>
+      </w:pPr>
+      <w:r>
+        <w:t xml:space="preserve">설정 순서는 README.md · 4-power-automate/flows.md</w:t>
       </w:r>
     </w:p>
     <w:p>
@@ -2308,13 +2434,7 @@
         <w:pStyle w:val="Heading2"/>
       </w:pPr>
       <w:r>
-        <w:t xml:space="preserve">6. 첨부</w:t>
-      </w:r>
-    </w:p>
-    <w:p>
-      <w:pPr/>
-      <w:r>
-        <w:t xml:space="preserve">ZIP 의 powerapps 폴더 기준.</w:t>
+        <w:t xml:space="preserve">5. 확인 부탁</w:t>
       </w:r>
     </w:p>
     <w:p>
@@ -2326,7 +2446,21 @@
         </w:numPr>
       </w:pPr>
       <w:r>
-        <w:t xml:space="preserve">mockup/to-be/: 이 문서 그림 10장</w:t>
+        <w:t xml:space="preserve">FUNCTION-SPEC.md 의 P-01 ~ P-12(본문 스크롤, 동시 신청 방지, 연속 클릭 잠금, 메일 실패 경고 등) 중 이미 반영된 항목 회신</w:t>
+      </w:r>
+    </w:p>
+    <w:p>
+      <w:pPr>
+        <w:pStyle w:val="Heading2"/>
+      </w:pPr>
+      <w:r>
+        <w:t xml:space="preserve">6. 첨부</w:t>
+      </w:r>
+    </w:p>
+    <w:p>
+      <w:pPr/>
+      <w:r>
+        <w:t xml:space="preserve">ZIP 의 powerapps 폴더 기준.</w:t>
       </w:r>
     </w:p>
     <w:p>
@@ -2334,11 +2468,11 @@
         <w:pStyle w:val="ListParagraph"/>
         <w:numPr>
           <w:ilvl w:val="0"/>
-          <w:numId w:val="8"/>
+          <w:numId w:val="9"/>
         </w:numPr>
       </w:pPr>
       <w:r>
-        <w:t xml:space="preserve">mockup/index.html: 화면 시안(브라우저로 열기, 주소 끝에 #adm+to 를 붙이면 번호 표시, #b1+emp 는 관리자 아닌 임직원 화면)</w:t>
+        <w:t xml:space="preserve">mockup/to-be/: 이 문서 그림 11장</w:t>
       </w:r>
     </w:p>
     <w:p>
@@ -2346,11 +2480,11 @@
         <w:pStyle w:val="ListParagraph"/>
         <w:numPr>
           <w:ilvl w:val="0"/>
-          <w:numId w:val="8"/>
+          <w:numId w:val="9"/>
         </w:numPr>
       </w:pPr>
       <w:r>
-        <w:t xml:space="preserve">3-powerapps/: 화면 YAML 8개 · App.Formulas.txt · App.OnStart.txt (화면 단위로 교체 권장)</w:t>
+        <w:t xml:space="preserve">mockup/index.html: 화면 시안(브라우저로 열기, 주소 끝에 #adm+to 를 붙이면 번호 표시, #b1+emp 는 관리자 아닌 임직원 화면)</w:t>
       </w:r>
     </w:p>
     <w:p>
@@ -2358,11 +2492,11 @@
         <w:pStyle w:val="ListParagraph"/>
         <w:numPr>
           <w:ilvl w:val="0"/>
-          <w:numId w:val="8"/>
+          <w:numId w:val="9"/>
         </w:numPr>
       </w:pPr>
       <w:r>
-        <w:t xml:space="preserve">1-sharepoint/ · 2-forms/ · 4-power-automate/: 목록 CSV, Forms, 흐름 · 메일 본문</w:t>
+        <w:t xml:space="preserve">3-powerapps/: 화면 YAML 8개 · App.Formulas.txt · App.OnStart.txt (화면 단위로 교체 권장)</w:t>
       </w:r>
     </w:p>
     <w:p>
@@ -2370,11 +2504,11 @@
         <w:pStyle w:val="ListParagraph"/>
         <w:numPr>
           <w:ilvl w:val="0"/>
-          <w:numId w:val="8"/>
+          <w:numId w:val="9"/>
         </w:numPr>
       </w:pPr>
       <w:r>
-        <w:t xml:space="preserve">README.md · FUNCTION-SPEC.md: 구축 순서, 기능별 상세 규칙</w:t>
+        <w:t xml:space="preserve">1-sharepoint/ · 2-forms/ · 4-power-automate/: 목록 CSV, Forms, 흐름 · 메일 본문</w:t>
       </w:r>
     </w:p>
     <w:p>
@@ -2382,7 +2516,19 @@
         <w:pStyle w:val="ListParagraph"/>
         <w:numPr>
           <w:ilvl w:val="0"/>
-          <w:numId w:val="8"/>
+          <w:numId w:val="9"/>
+        </w:numPr>
+      </w:pPr>
+      <w:r>
+        <w:t xml:space="preserve">README.md · FUNCTION-SPEC.md: 구축 순서, 기능별 상세 규칙</w:t>
+      </w:r>
+    </w:p>
+    <w:p>
+      <w:pPr>
+        <w:pStyle w:val="ListParagraph"/>
+        <w:numPr>
+          <w:ilvl w:val="0"/>
+          <w:numId w:val="9"/>
         </w:numPr>
       </w:pPr>
       <w:r>
@@ -2589,6 +2735,9 @@
     <w:abstractNumId w:val="0"/>
   </w:num>
   <w:num w:numId="8">
+    <w:abstractNumId w:val="0"/>
+  </w:num>
+  <w:num w:numId="9">
     <w:abstractNumId w:val="0"/>
   </w:num>
 </w:numbering>
